--- a/resources/document-templates/doc6-startup-growth-strategy-template.docx
+++ b/resources/document-templates/doc6-startup-growth-strategy-template.docx
@@ -9,10 +9,10 @@
         <w:tblLook w:val="04A0" w:firstRow="1" w:lastRow="0" w:firstColumn="1" w:lastColumn="0" w:noHBand="0" w:noVBand="1"/>
       </w:tblPr>
       <w:tblGrid>
-        <w:gridCol w:w="2337"/>
-        <w:gridCol w:w="2337"/>
-        <w:gridCol w:w="2338"/>
-        <w:gridCol w:w="2338"/>
+        <w:gridCol w:w="2190"/>
+        <w:gridCol w:w="2294"/>
+        <w:gridCol w:w="2329"/>
+        <w:gridCol w:w="2213"/>
       </w:tblGrid>
       <w:tr>
         <w:trPr>
@@ -863,7 +863,7 @@
             </w:pPr>
             <w:r>
               <w:rPr>
-                <w:rFonts w:ascii="Times New Roman" w:eastAsia="Times New Roman" w:hAnsi="Times New Roman" w:cs="Times New Roman"/>
+                <w:rFonts w:ascii="Times New Roman" w:eastAsia="Times New Roman" w:hAnsi="Times New Roman"/>
                 <w:sz w:val="20"/>
                 <w:szCs w:val="20"/>
               </w:rPr>
@@ -886,7 +886,7 @@
             </w:pPr>
             <w:r>
               <w:rPr>
-                <w:rFonts w:ascii="Times New Roman" w:eastAsia="Times New Roman" w:hAnsi="Times New Roman" w:cs="Times New Roman"/>
+                <w:rFonts w:ascii="Times New Roman" w:eastAsia="Times New Roman" w:hAnsi="Times New Roman"/>
                 <w:sz w:val="20"/>
                 <w:szCs w:val="20"/>
               </w:rPr>
@@ -909,7 +909,7 @@
             </w:pPr>
             <w:r>
               <w:rPr>
-                <w:rFonts w:ascii="Times New Roman" w:eastAsia="Times New Roman" w:hAnsi="Times New Roman" w:cs="Times New Roman"/>
+                <w:rFonts w:ascii="Times New Roman" w:eastAsia="Times New Roman" w:hAnsi="Times New Roman"/>
                 <w:sz w:val="20"/>
                 <w:szCs w:val="20"/>
               </w:rPr>
@@ -932,7 +932,7 @@
             </w:pPr>
             <w:r>
               <w:rPr>
-                <w:rFonts w:ascii="Times New Roman" w:eastAsia="Times New Roman" w:hAnsi="Times New Roman" w:cs="Times New Roman"/>
+                <w:rFonts w:ascii="Times New Roman" w:eastAsia="Times New Roman" w:hAnsi="Times New Roman"/>
                 <w:sz w:val="20"/>
                 <w:szCs w:val="20"/>
               </w:rPr>
@@ -1109,7 +1109,7 @@
             </w:pPr>
             <w:r>
               <w:rPr>
-                <w:rFonts w:ascii="Times New Roman" w:eastAsia="Times New Roman" w:hAnsi="Times New Roman" w:cs="Times New Roman"/>
+                <w:rFonts w:ascii="Times New Roman" w:eastAsia="Times New Roman" w:hAnsi="Times New Roman"/>
                 <w:sz w:val="20"/>
                 <w:szCs w:val="20"/>
               </w:rPr>
@@ -1132,7 +1132,7 @@
             </w:pPr>
             <w:r>
               <w:rPr>
-                <w:rFonts w:ascii="Times New Roman" w:eastAsia="Times New Roman" w:hAnsi="Times New Roman" w:cs="Times New Roman"/>
+                <w:rFonts w:ascii="Times New Roman" w:eastAsia="Times New Roman" w:hAnsi="Times New Roman"/>
                 <w:sz w:val="20"/>
                 <w:szCs w:val="20"/>
               </w:rPr>
@@ -1155,7 +1155,7 @@
             </w:pPr>
             <w:r>
               <w:rPr>
-                <w:rFonts w:ascii="Times New Roman" w:eastAsia="Times New Roman" w:hAnsi="Times New Roman" w:cs="Times New Roman"/>
+                <w:rFonts w:ascii="Times New Roman" w:eastAsia="Times New Roman" w:hAnsi="Times New Roman"/>
                 <w:sz w:val="20"/>
                 <w:szCs w:val="20"/>
               </w:rPr>
@@ -1178,7 +1178,7 @@
             </w:pPr>
             <w:r>
               <w:rPr>
-                <w:rFonts w:ascii="Times New Roman" w:eastAsia="Times New Roman" w:hAnsi="Times New Roman" w:cs="Times New Roman"/>
+                <w:rFonts w:ascii="Times New Roman" w:eastAsia="Times New Roman" w:hAnsi="Times New Roman"/>
                 <w:sz w:val="20"/>
                 <w:szCs w:val="20"/>
               </w:rPr>
@@ -1355,7 +1355,7 @@
             </w:pPr>
             <w:r>
               <w:rPr>
-                <w:rFonts w:ascii="Times New Roman" w:eastAsia="Times New Roman" w:hAnsi="Times New Roman" w:cs="Times New Roman"/>
+                <w:rFonts w:ascii="Times New Roman" w:eastAsia="Times New Roman" w:hAnsi="Times New Roman"/>
                 <w:sz w:val="20"/>
                 <w:szCs w:val="20"/>
               </w:rPr>
@@ -1378,7 +1378,7 @@
             </w:pPr>
             <w:r>
               <w:rPr>
-                <w:rFonts w:ascii="Times New Roman" w:eastAsia="Times New Roman" w:hAnsi="Times New Roman" w:cs="Times New Roman"/>
+                <w:rFonts w:ascii="Times New Roman" w:eastAsia="Times New Roman" w:hAnsi="Times New Roman"/>
                 <w:sz w:val="20"/>
                 <w:szCs w:val="20"/>
               </w:rPr>
@@ -1401,7 +1401,7 @@
             </w:pPr>
             <w:r>
               <w:rPr>
-                <w:rFonts w:ascii="Times New Roman" w:eastAsia="Times New Roman" w:hAnsi="Times New Roman" w:cs="Times New Roman"/>
+                <w:rFonts w:ascii="Times New Roman" w:eastAsia="Times New Roman" w:hAnsi="Times New Roman"/>
                 <w:sz w:val="20"/>
                 <w:szCs w:val="20"/>
               </w:rPr>
@@ -1424,7 +1424,7 @@
             </w:pPr>
             <w:r>
               <w:rPr>
-                <w:rFonts w:ascii="Times New Roman" w:eastAsia="Times New Roman" w:hAnsi="Times New Roman" w:cs="Times New Roman"/>
+                <w:rFonts w:ascii="Times New Roman" w:eastAsia="Times New Roman" w:hAnsi="Times New Roman"/>
                 <w:sz w:val="20"/>
                 <w:szCs w:val="20"/>
               </w:rPr>
@@ -1733,7 +1733,7 @@
       <w:footerReference w:type="default" r:id="rId14"/>
       <w:headerReference w:type="first" r:id="rId15"/>
       <w:footerReference w:type="first" r:id="rId16"/>
-      <w:pgSz w:w="12240" w:h="20160" w:code="5"/>
+      <w:pgSz w:w="11906" w:h="16838" w:code="9"/>
       <w:pgMar w:top="634" w:right="1440" w:bottom="994" w:left="1440" w:header="274" w:footer="584" w:gutter="0"/>
       <w:cols w:space="720"/>
       <w:titlePg/>
@@ -1874,7 +1874,27 @@
         <w:szCs w:val="16"/>
         <w:lang w:val="en-PH"/>
       </w:rPr>
-      <w:t>PUP A. Mabini Campus, Anonas Street, Sta. Mesa, Manila 1016</w:t>
+      <w:t xml:space="preserve">PUP A. Mabini Campus, </w:t>
+    </w:r>
+    <w:proofErr w:type="spellStart"/>
+    <w:r>
+      <w:rPr>
+        <w:rFonts w:ascii="Arial" w:hAnsi="Arial" w:cs="Arial"/>
+        <w:sz w:val="16"/>
+        <w:szCs w:val="16"/>
+        <w:lang w:val="en-PH"/>
+      </w:rPr>
+      <w:t>Anonas</w:t>
+    </w:r>
+    <w:proofErr w:type="spellEnd"/>
+    <w:r>
+      <w:rPr>
+        <w:rFonts w:ascii="Arial" w:hAnsi="Arial" w:cs="Arial"/>
+        <w:sz w:val="16"/>
+        <w:szCs w:val="16"/>
+        <w:lang w:val="en-PH"/>
+      </w:rPr>
+      <w:t xml:space="preserve"> Street, Sta. Mesa, Manila 1016</w:t>
     </w:r>
   </w:p>
   <w:p>
@@ -2155,7 +2175,27 @@
         <w:szCs w:val="16"/>
         <w:lang w:val="en-PH"/>
       </w:rPr>
-      <w:t>PUP A. Mabini Campus, Anonas Street, Sta. Mesa, Manila 1016</w:t>
+      <w:t xml:space="preserve">PUP A. Mabini Campus, </w:t>
+    </w:r>
+    <w:proofErr w:type="spellStart"/>
+    <w:r>
+      <w:rPr>
+        <w:rFonts w:ascii="Arial" w:hAnsi="Arial" w:cs="Arial"/>
+        <w:sz w:val="16"/>
+        <w:szCs w:val="16"/>
+        <w:lang w:val="en-PH"/>
+      </w:rPr>
+      <w:t>Anonas</w:t>
+    </w:r>
+    <w:proofErr w:type="spellEnd"/>
+    <w:r>
+      <w:rPr>
+        <w:rFonts w:ascii="Arial" w:hAnsi="Arial" w:cs="Arial"/>
+        <w:sz w:val="16"/>
+        <w:szCs w:val="16"/>
+        <w:lang w:val="en-PH"/>
+      </w:rPr>
+      <w:t xml:space="preserve"> Street, Sta. Mesa, Manila 1016</w:t>
     </w:r>
   </w:p>
   <w:p>
@@ -8851,16 +8891,19 @@
 </file>
 
 <file path=customXml/item1.xml><?xml version="1.0" encoding="utf-8"?>
-<p:properties xmlns:p="http://schemas.microsoft.com/office/2006/metadata/properties" xmlns:xsi="http://www.w3.org/2001/XMLSchema-instance" xmlns:pc="http://schemas.microsoft.com/office/infopath/2007/PartnerControls">
-  <documentManagement>
-    <lcf76f155ced4ddcb4097134ff3c332f xmlns="3eb70eef-0276-44fc-bfbe-a8ec26fe024c">
-      <Terms xmlns="http://schemas.microsoft.com/office/infopath/2007/PartnerControls"/>
-    </lcf76f155ced4ddcb4097134ff3c332f>
-  </documentManagement>
-</p:properties>
+<?mso-contentType ?>
+<FormTemplates xmlns="http://schemas.microsoft.com/sharepoint/v3/contenttype/forms">
+  <Display>DocumentLibraryForm</Display>
+  <Edit>DocumentLibraryForm</Edit>
+  <New>DocumentLibraryForm</New>
+</FormTemplates>
 </file>
 
 <file path=customXml/item2.xml><?xml version="1.0" encoding="utf-8"?>
+<b:Sources xmlns:b="http://schemas.openxmlformats.org/officeDocument/2006/bibliography" xmlns="http://schemas.openxmlformats.org/officeDocument/2006/bibliography" SelectedStyle="\APA.XSL" StyleName="APA"/>
+</file>
+
+<file path=customXml/item3.xml><?xml version="1.0" encoding="utf-8"?>
 <ct:contentTypeSchema xmlns:ct="http://schemas.microsoft.com/office/2006/metadata/contentType" xmlns:ma="http://schemas.microsoft.com/office/2006/metadata/properties/metaAttributes" ct:_="" ma:_="" ma:contentTypeName="Document" ma:contentTypeID="0x010100284C20252FB83D4990DDE337F2298EA8" ma:contentTypeVersion="11" ma:contentTypeDescription="Create a new document." ma:contentTypeScope="" ma:versionID="2a58c6aa86b2961e42ead1e4bd750d82">
   <xsd:schema xmlns:xsd="http://www.w3.org/2001/XMLSchema" xmlns:xs="http://www.w3.org/2001/XMLSchema" xmlns:p="http://schemas.microsoft.com/office/2006/metadata/properties" xmlns:ns2="3eb70eef-0276-44fc-bfbe-a8ec26fe024c" targetNamespace="http://schemas.microsoft.com/office/2006/metadata/properties" ma:root="true" ma:fieldsID="e6d7b9b50d1fae1123554066672d30be" ns2:_="">
     <xsd:import namespace="3eb70eef-0276-44fc-bfbe-a8ec26fe024c"/>
@@ -9044,36 +9087,33 @@
 </ct:contentTypeSchema>
 </file>
 
-<file path=customXml/item3.xml><?xml version="1.0" encoding="utf-8"?>
-<b:Sources xmlns:b="http://schemas.openxmlformats.org/officeDocument/2006/bibliography" xmlns="http://schemas.openxmlformats.org/officeDocument/2006/bibliography" SelectedStyle="\APA.XSL" StyleName="APA"/>
-</file>
-
 <file path=customXml/item4.xml><?xml version="1.0" encoding="utf-8"?>
-<?mso-contentType ?>
-<FormTemplates xmlns="http://schemas.microsoft.com/sharepoint/v3/contenttype/forms">
-  <Display>DocumentLibraryForm</Display>
-  <Edit>DocumentLibraryForm</Edit>
-  <New>DocumentLibraryForm</New>
-</FormTemplates>
+<p:properties xmlns:p="http://schemas.microsoft.com/office/2006/metadata/properties" xmlns:xsi="http://www.w3.org/2001/XMLSchema-instance" xmlns:pc="http://schemas.microsoft.com/office/infopath/2007/PartnerControls">
+  <documentManagement>
+    <lcf76f155ced4ddcb4097134ff3c332f xmlns="3eb70eef-0276-44fc-bfbe-a8ec26fe024c">
+      <Terms xmlns="http://schemas.microsoft.com/office/infopath/2007/PartnerControls"/>
+    </lcf76f155ced4ddcb4097134ff3c332f>
+  </documentManagement>
+</p:properties>
 </file>
 
 <file path=customXml/itemProps1.xml><?xml version="1.0" encoding="utf-8"?>
-<ds:datastoreItem xmlns:ds="http://schemas.openxmlformats.org/officeDocument/2006/customXml" ds:itemID="{96A5E416-AE24-4EF4-AF95-DFF04B96F3A2}">
+<ds:datastoreItem xmlns:ds="http://schemas.openxmlformats.org/officeDocument/2006/customXml" ds:itemID="{61BD9ED1-A9B4-4794-B104-AAD4BAB05571}">
   <ds:schemaRefs>
-    <ds:schemaRef ds:uri="http://schemas.openxmlformats.org/package/2006/metadata/core-properties"/>
-    <ds:schemaRef ds:uri="http://schemas.microsoft.com/office/2006/metadata/properties"/>
-    <ds:schemaRef ds:uri="http://purl.org/dc/dcmitype/"/>
-    <ds:schemaRef ds:uri="http://schemas.microsoft.com/office/2006/documentManagement/types"/>
-    <ds:schemaRef ds:uri="http://purl.org/dc/terms/"/>
-    <ds:schemaRef ds:uri="3eb70eef-0276-44fc-bfbe-a8ec26fe024c"/>
-    <ds:schemaRef ds:uri="http://www.w3.org/XML/1998/namespace"/>
-    <ds:schemaRef ds:uri="http://schemas.microsoft.com/office/infopath/2007/PartnerControls"/>
-    <ds:schemaRef ds:uri="http://purl.org/dc/elements/1.1/"/>
+    <ds:schemaRef ds:uri="http://schemas.microsoft.com/sharepoint/v3/contenttype/forms"/>
   </ds:schemaRefs>
 </ds:datastoreItem>
 </file>
 
 <file path=customXml/itemProps2.xml><?xml version="1.0" encoding="utf-8"?>
+<ds:datastoreItem xmlns:ds="http://schemas.openxmlformats.org/officeDocument/2006/customXml" ds:itemID="{C2B634AC-2E18-4FC6-BB24-814E93410D2C}">
+  <ds:schemaRefs>
+    <ds:schemaRef ds:uri="http://schemas.openxmlformats.org/officeDocument/2006/bibliography"/>
+  </ds:schemaRefs>
+</ds:datastoreItem>
+</file>
+
+<file path=customXml/itemProps3.xml><?xml version="1.0" encoding="utf-8"?>
 <ds:datastoreItem xmlns:ds="http://schemas.openxmlformats.org/officeDocument/2006/customXml" ds:itemID="{6F92F7A3-7D08-4937-8B16-A1AA545CC51D}">
   <ds:schemaRefs>
     <ds:schemaRef ds:uri="http://schemas.microsoft.com/office/2006/metadata/contentType"/>
@@ -9091,18 +9131,12 @@
 </ds:datastoreItem>
 </file>
 
-<file path=customXml/itemProps3.xml><?xml version="1.0" encoding="utf-8"?>
-<ds:datastoreItem xmlns:ds="http://schemas.openxmlformats.org/officeDocument/2006/customXml" ds:itemID="{C2B634AC-2E18-4FC6-BB24-814E93410D2C}">
+<file path=customXml/itemProps4.xml><?xml version="1.0" encoding="utf-8"?>
+<ds:datastoreItem xmlns:ds="http://schemas.openxmlformats.org/officeDocument/2006/customXml" ds:itemID="{96A5E416-AE24-4EF4-AF95-DFF04B96F3A2}">
   <ds:schemaRefs>
-    <ds:schemaRef ds:uri="http://schemas.openxmlformats.org/officeDocument/2006/bibliography"/>
-  </ds:schemaRefs>
-</ds:datastoreItem>
-</file>
-
-<file path=customXml/itemProps4.xml><?xml version="1.0" encoding="utf-8"?>
-<ds:datastoreItem xmlns:ds="http://schemas.openxmlformats.org/officeDocument/2006/customXml" ds:itemID="{61BD9ED1-A9B4-4794-B104-AAD4BAB05571}">
-  <ds:schemaRefs>
-    <ds:schemaRef ds:uri="http://schemas.microsoft.com/sharepoint/v3/contenttype/forms"/>
+    <ds:schemaRef ds:uri="http://schemas.microsoft.com/office/2006/metadata/properties"/>
+    <ds:schemaRef ds:uri="http://schemas.microsoft.com/office/infopath/2007/PartnerControls"/>
+    <ds:schemaRef ds:uri="3eb70eef-0276-44fc-bfbe-a8ec26fe024c"/>
   </ds:schemaRefs>
 </ds:datastoreItem>
 </file>